--- a/cspm_template.docx
+++ b/cspm_template.docx
@@ -16,8 +16,8 @@
           <w:noProof/>
         </w:rPr>
         <w:drawing>
-          <wp:inline distT="0" distB="0" distL="0" distR="0" wp14:anchorId="71E39822" wp14:editId="33ED2A62">
-            <wp:extent cx="1591836" cy="619048"/>
+          <wp:inline distT="0" distB="0" distL="0" distR="0" wp14:anchorId="71E39822" wp14:editId="0454F3EE">
+            <wp:extent cx="2885714" cy="619048"/>
             <wp:effectExtent l="0" t="0" r="0" b="0"/>
             <wp:docPr id="130" name="그림 130"/>
             <wp:cNvGraphicFramePr>
@@ -27,17 +27,11 @@
               <a:graphicData uri="http://schemas.openxmlformats.org/drawingml/2006/picture">
                 <pic:pic xmlns:pic="http://schemas.openxmlformats.org/drawingml/2006/picture">
                   <pic:nvPicPr>
-                    <pic:cNvPr id="130" name="그림 130"/>
+                    <pic:cNvPr id="0" name=""/>
                     <pic:cNvPicPr/>
                   </pic:nvPicPr>
                   <pic:blipFill>
-                    <a:blip r:embed="rId11">
-                      <a:extLst>
-                        <a:ext uri="{28A0092B-C50C-407E-A947-70E740481C1C}">
-                          <a14:useLocalDpi xmlns:a14="http://schemas.microsoft.com/office/drawing/2010/main" val="0"/>
-                        </a:ext>
-                      </a:extLst>
-                    </a:blip>
+                    <a:blip r:embed="rId11"/>
                     <a:stretch>
                       <a:fillRect/>
                     </a:stretch>
@@ -45,7 +39,7 @@
                   <pic:spPr>
                     <a:xfrm>
                       <a:off x="0" y="0"/>
-                      <a:ext cx="1591836" cy="619048"/>
+                      <a:ext cx="2885714" cy="619048"/>
                     </a:xfrm>
                     <a:prstGeom prst="rect">
                       <a:avLst/>
@@ -251,7 +245,6 @@
           <w:szCs w:val="60"/>
         </w:rPr>
       </w:pPr>
-      <w:proofErr w:type="spellStart"/>
       <w:r>
         <w:rPr>
           <w:rFonts w:asciiTheme="minorEastAsia" w:hAnsiTheme="minorEastAsia" w:hint="eastAsia"/>
@@ -259,9 +252,26 @@
           <w:sz w:val="60"/>
           <w:szCs w:val="60"/>
         </w:rPr>
-        <w:t>ㅁㅁㅁㅁ</w:t>
+        <w:t>L</w:t>
       </w:r>
-      <w:proofErr w:type="spellEnd"/>
+      <w:r>
+        <w:rPr>
+          <w:rFonts w:asciiTheme="minorEastAsia" w:hAnsiTheme="minorEastAsia"/>
+          <w:b/>
+          <w:sz w:val="60"/>
+          <w:szCs w:val="60"/>
+        </w:rPr>
+        <w:t>G</w:t>
+      </w:r>
+      <w:r>
+        <w:rPr>
+          <w:rFonts w:asciiTheme="minorEastAsia" w:hAnsiTheme="minorEastAsia" w:hint="eastAsia"/>
+          <w:b/>
+          <w:sz w:val="60"/>
+          <w:szCs w:val="60"/>
+        </w:rPr>
+        <w:t>생활건강</w:t>
+      </w:r>
     </w:p>
     <w:p>
       <w:pPr>
@@ -950,7 +960,6 @@
                 <w:szCs w:val="18"/>
               </w:rPr>
             </w:pPr>
-            <w:proofErr w:type="spellStart"/>
             <w:r>
               <w:rPr>
                 <w:rFonts w:asciiTheme="minorEastAsia" w:hAnsiTheme="minorEastAsia" w:cs="굴림" w:hint="eastAsia"/>
@@ -959,9 +968,29 @@
                 <w:sz w:val="18"/>
                 <w:szCs w:val="18"/>
               </w:rPr>
-              <w:t>ㅁㅁㅁ</w:t>
-            </w:r>
-            <w:proofErr w:type="spellEnd"/>
+              <w:t>김동현 차장</w:t>
+            </w:r>
+          </w:p>
+        </w:tc>
+        <w:tc>
+          <w:tcPr>
+            <w:tcW w:w="2902" w:type="dxa"/>
+            <w:noWrap/>
+            <w:vAlign w:val="center"/>
+            <w:hideMark/>
+          </w:tcPr>
+          <w:p>
+            <w:pPr>
+              <w:spacing w:after="0" w:line="240" w:lineRule="auto"/>
+              <w:jc w:val="center"/>
+              <w:rPr>
+                <w:rFonts w:asciiTheme="minorEastAsia" w:hAnsiTheme="minorEastAsia" w:cs="굴림"/>
+                <w:color w:val="000000"/>
+                <w:kern w:val="0"/>
+                <w:sz w:val="18"/>
+                <w:szCs w:val="18"/>
+              </w:rPr>
+            </w:pPr>
             <w:r>
               <w:rPr>
                 <w:rFonts w:asciiTheme="minorEastAsia" w:hAnsiTheme="minorEastAsia" w:cs="굴림" w:hint="eastAsia"/>
@@ -970,48 +999,7 @@
                 <w:sz w:val="18"/>
                 <w:szCs w:val="18"/>
               </w:rPr>
-              <w:t xml:space="preserve"> </w:t>
-            </w:r>
-            <w:r>
-              <w:rPr>
-                <w:rFonts w:asciiTheme="minorEastAsia" w:hAnsiTheme="minorEastAsia" w:cs="굴림" w:hint="eastAsia"/>
-                <w:color w:val="000000"/>
-                <w:kern w:val="0"/>
-                <w:sz w:val="18"/>
-                <w:szCs w:val="18"/>
-              </w:rPr>
-              <w:t>대리</w:t>
-            </w:r>
-          </w:p>
-        </w:tc>
-        <w:tc>
-          <w:tcPr>
-            <w:tcW w:w="2902" w:type="dxa"/>
-            <w:noWrap/>
-            <w:vAlign w:val="center"/>
-            <w:hideMark/>
-          </w:tcPr>
-          <w:p>
-            <w:pPr>
-              <w:spacing w:after="0" w:line="240" w:lineRule="auto"/>
-              <w:jc w:val="center"/>
-              <w:rPr>
-                <w:rFonts w:asciiTheme="minorEastAsia" w:hAnsiTheme="minorEastAsia" w:cs="굴림"/>
-                <w:color w:val="000000"/>
-                <w:kern w:val="0"/>
-                <w:sz w:val="18"/>
-                <w:szCs w:val="18"/>
-              </w:rPr>
-            </w:pPr>
-            <w:r>
-              <w:rPr>
-                <w:rFonts w:asciiTheme="minorEastAsia" w:hAnsiTheme="minorEastAsia" w:cs="굴림" w:hint="eastAsia"/>
-                <w:color w:val="000000"/>
-                <w:kern w:val="0"/>
-                <w:sz w:val="18"/>
-                <w:szCs w:val="18"/>
-              </w:rPr>
-              <w:t>본사</w:t>
+              <w:t>LG사이언스파크 E12동 6층</w:t>
             </w:r>
           </w:p>
         </w:tc>
@@ -4723,6 +4711,15 @@
                 <w:szCs w:val="18"/>
               </w:rPr>
             </w:pPr>
+            <w:r>
+              <w:rPr>
+                <w:rFonts w:ascii="맑은 고딕" w:eastAsia="맑은 고딕" w:hAnsi="맑은 고딕"/>
+                <w:sz w:val="18"/>
+                <w:szCs w:val="18"/>
+              </w:rPr>
+              <w:t xml:space="preserve">{% if </w:t>
+            </w:r>
+            <w:proofErr w:type="spellStart"/>
             <w:proofErr w:type="gramStart"/>
             <w:r>
               <w:rPr>
@@ -4730,7 +4727,7 @@
                 <w:sz w:val="18"/>
                 <w:szCs w:val="18"/>
               </w:rPr>
-              <w:t>{{ alert</w:t>
+              <w:t>alert.policy</w:t>
             </w:r>
             <w:proofErr w:type="gramEnd"/>
             <w:r>
@@ -4739,6 +4736,108 @@
                 <w:sz w:val="18"/>
                 <w:szCs w:val="18"/>
               </w:rPr>
+              <w:t>.findingTypes</w:t>
+            </w:r>
+            <w:proofErr w:type="spellEnd"/>
+            <w:r>
+              <w:rPr>
+                <w:rFonts w:ascii="맑은 고딕" w:eastAsia="맑은 고딕" w:hAnsi="맑은 고딕"/>
+                <w:sz w:val="18"/>
+                <w:szCs w:val="18"/>
+              </w:rPr>
+              <w:t xml:space="preserve"> == "-" </w:t>
+            </w:r>
+            <w:proofErr w:type="gramStart"/>
+            <w:r>
+              <w:rPr>
+                <w:rFonts w:ascii="맑은 고딕" w:eastAsia="맑은 고딕" w:hAnsi="맑은 고딕"/>
+                <w:sz w:val="18"/>
+                <w:szCs w:val="18"/>
+              </w:rPr>
+              <w:t>-%}</w:t>
+            </w:r>
+            <w:proofErr w:type="gramEnd"/>
+          </w:p>
+          <w:p>
+            <w:pPr>
+              <w:jc w:val="center"/>
+              <w:rPr>
+                <w:rFonts w:ascii="맑은 고딕" w:eastAsia="맑은 고딕" w:hAnsi="맑은 고딕"/>
+                <w:sz w:val="18"/>
+                <w:szCs w:val="18"/>
+              </w:rPr>
+            </w:pPr>
+            <w:r>
+              <w:rPr>
+                <w:rFonts w:ascii="맑은 고딕" w:eastAsia="맑은 고딕" w:hAnsi="맑은 고딕"/>
+                <w:sz w:val="18"/>
+                <w:szCs w:val="18"/>
+              </w:rPr>
+              <w:t>-</w:t>
+            </w:r>
+          </w:p>
+          <w:p>
+            <w:pPr>
+              <w:jc w:val="center"/>
+              <w:rPr>
+                <w:rFonts w:ascii="맑은 고딕" w:eastAsia="맑은 고딕" w:hAnsi="맑은 고딕"/>
+                <w:sz w:val="18"/>
+                <w:szCs w:val="18"/>
+              </w:rPr>
+            </w:pPr>
+            <w:r>
+              <w:rPr>
+                <w:rFonts w:ascii="맑은 고딕" w:eastAsia="맑은 고딕" w:hAnsi="맑은 고딕"/>
+                <w:sz w:val="18"/>
+                <w:szCs w:val="18"/>
+              </w:rPr>
+              <w:t xml:space="preserve">{%- else </w:t>
+            </w:r>
+            <w:proofErr w:type="gramStart"/>
+            <w:r>
+              <w:rPr>
+                <w:rFonts w:ascii="맑은 고딕" w:eastAsia="맑은 고딕" w:hAnsi="맑은 고딕"/>
+                <w:sz w:val="18"/>
+                <w:szCs w:val="18"/>
+              </w:rPr>
+              <w:t>-%}</w:t>
+            </w:r>
+            <w:proofErr w:type="gramEnd"/>
+          </w:p>
+          <w:p>
+            <w:pPr>
+              <w:jc w:val="center"/>
+              <w:rPr>
+                <w:rFonts w:ascii="맑은 고딕" w:eastAsia="맑은 고딕" w:hAnsi="맑은 고딕"/>
+                <w:sz w:val="18"/>
+                <w:szCs w:val="18"/>
+              </w:rPr>
+            </w:pPr>
+            <w:proofErr w:type="gramStart"/>
+            <w:r>
+              <w:rPr>
+                <w:rFonts w:ascii="맑은 고딕" w:eastAsia="맑은 고딕" w:hAnsi="맑은 고딕"/>
+                <w:sz w:val="18"/>
+                <w:szCs w:val="18"/>
+              </w:rPr>
+              <w:t xml:space="preserve">{{ </w:t>
+            </w:r>
+            <w:proofErr w:type="spellStart"/>
+            <w:r>
+              <w:rPr>
+                <w:rFonts w:ascii="맑은 고딕" w:eastAsia="맑은 고딕" w:hAnsi="맑은 고딕"/>
+                <w:sz w:val="18"/>
+                <w:szCs w:val="18"/>
+              </w:rPr>
+              <w:t>alert</w:t>
+            </w:r>
+            <w:proofErr w:type="gramEnd"/>
+            <w:r>
+              <w:rPr>
+                <w:rFonts w:ascii="맑은 고딕" w:eastAsia="맑은 고딕" w:hAnsi="맑은 고딕"/>
+                <w:sz w:val="18"/>
+                <w:szCs w:val="18"/>
+              </w:rPr>
               <w:t>.</w:t>
             </w:r>
             <w:proofErr w:type="gramStart"/>
@@ -4748,16 +4847,9 @@
                 <w:sz w:val="18"/>
                 <w:szCs w:val="18"/>
               </w:rPr>
-              <w:t>policy.</w:t>
-            </w:r>
-            <w:r>
-              <w:rPr>
-                <w:rFonts w:ascii="맑은 고딕" w:eastAsia="맑은 고딕" w:hAnsi="맑은 고딕"/>
-                <w:sz w:val="18"/>
-                <w:szCs w:val="18"/>
-              </w:rPr>
-              <w:t>findingTypes</w:t>
-            </w:r>
+              <w:t>policy.findingTypes</w:t>
+            </w:r>
+            <w:proofErr w:type="spellEnd"/>
             <w:proofErr w:type="gramEnd"/>
             <w:r>
               <w:rPr>
@@ -4765,15 +4857,115 @@
                 <w:sz w:val="18"/>
                 <w:szCs w:val="18"/>
               </w:rPr>
-              <w:t>_2</w:t>
-            </w:r>
-            <w:r>
-              <w:rPr>
-                <w:rFonts w:ascii="맑은 고딕" w:eastAsia="맑은 고딕" w:hAnsi="맑은 고딕"/>
-                <w:sz w:val="18"/>
-                <w:szCs w:val="18"/>
-              </w:rPr>
               <w:t xml:space="preserve"> }}</w:t>
+            </w:r>
+          </w:p>
+          <w:p>
+            <w:pPr>
+              <w:jc w:val="center"/>
+              <w:rPr>
+                <w:rFonts w:ascii="맑은 고딕" w:eastAsia="맑은 고딕" w:hAnsi="맑은 고딕"/>
+                <w:sz w:val="18"/>
+                <w:szCs w:val="18"/>
+              </w:rPr>
+            </w:pPr>
+            <w:r>
+              <w:rPr>
+                <w:rFonts w:ascii="맑은 고딕" w:eastAsia="맑은 고딕" w:hAnsi="맑은 고딕"/>
+                <w:sz w:val="18"/>
+                <w:szCs w:val="18"/>
+              </w:rPr>
+              <w:t>(</w:t>
+            </w:r>
+            <w:proofErr w:type="gramStart"/>
+            <w:r>
+              <w:rPr>
+                <w:rFonts w:ascii="맑은 고딕" w:eastAsia="맑은 고딕" w:hAnsi="맑은 고딕"/>
+                <w:sz w:val="18"/>
+                <w:szCs w:val="18"/>
+              </w:rPr>
+              <w:t xml:space="preserve">{{ </w:t>
+            </w:r>
+            <w:proofErr w:type="spellStart"/>
+            <w:r>
+              <w:rPr>
+                <w:rFonts w:ascii="맑은 고딕" w:eastAsia="맑은 고딕" w:hAnsi="맑은 고딕"/>
+                <w:sz w:val="18"/>
+                <w:szCs w:val="18"/>
+              </w:rPr>
+              <w:t>alert</w:t>
+            </w:r>
+            <w:proofErr w:type="gramEnd"/>
+            <w:r>
+              <w:rPr>
+                <w:rFonts w:ascii="맑은 고딕" w:eastAsia="맑은 고딕" w:hAnsi="맑은 고딕"/>
+                <w:sz w:val="18"/>
+                <w:szCs w:val="18"/>
+              </w:rPr>
+              <w:t>.</w:t>
+            </w:r>
+            <w:proofErr w:type="gramStart"/>
+            <w:r>
+              <w:rPr>
+                <w:rFonts w:ascii="맑은 고딕" w:eastAsia="맑은 고딕" w:hAnsi="맑은 고딕"/>
+                <w:sz w:val="18"/>
+                <w:szCs w:val="18"/>
+              </w:rPr>
+              <w:t>policy.findingTypes</w:t>
+            </w:r>
+            <w:proofErr w:type="gramEnd"/>
+            <w:r>
+              <w:rPr>
+                <w:rFonts w:ascii="맑은 고딕" w:eastAsia="맑은 고딕" w:hAnsi="맑은 고딕"/>
+                <w:sz w:val="18"/>
+                <w:szCs w:val="18"/>
+              </w:rPr>
+              <w:t>_</w:t>
+            </w:r>
+            <w:proofErr w:type="gramStart"/>
+            <w:r>
+              <w:rPr>
+                <w:rFonts w:ascii="맑은 고딕" w:eastAsia="맑은 고딕" w:hAnsi="맑은 고딕"/>
+                <w:sz w:val="18"/>
+                <w:szCs w:val="18"/>
+              </w:rPr>
+              <w:t>ko</w:t>
+            </w:r>
+            <w:proofErr w:type="spellEnd"/>
+            <w:r>
+              <w:rPr>
+                <w:rFonts w:ascii="맑은 고딕" w:eastAsia="맑은 고딕" w:hAnsi="맑은 고딕"/>
+                <w:sz w:val="18"/>
+                <w:szCs w:val="18"/>
+              </w:rPr>
+              <w:t xml:space="preserve"> }</w:t>
+            </w:r>
+            <w:proofErr w:type="gramEnd"/>
+            <w:r>
+              <w:rPr>
+                <w:rFonts w:ascii="맑은 고딕" w:eastAsia="맑은 고딕" w:hAnsi="맑은 고딕"/>
+                <w:sz w:val="18"/>
+                <w:szCs w:val="18"/>
+              </w:rPr>
+              <w:t>})</w:t>
+            </w:r>
+          </w:p>
+          <w:p>
+            <w:pPr>
+              <w:jc w:val="center"/>
+              <w:rPr>
+                <w:rFonts w:ascii="맑은 고딕" w:eastAsia="맑은 고딕" w:hAnsi="맑은 고딕" w:hint="eastAsia"/>
+                <w:sz w:val="18"/>
+                <w:szCs w:val="18"/>
+              </w:rPr>
+            </w:pPr>
+            <w:r>
+              <w:rPr>
+                <w:rFonts w:ascii="맑은 고딕" w:eastAsia="맑은 고딕" w:hAnsi="맑은 고딕"/>
+                <w:sz w:val="18"/>
+                <w:szCs w:val="18"/>
+              </w:rPr>
+              <w:t>{%- endif %}</w:t>
             </w:r>
           </w:p>
         </w:tc>
@@ -6416,6 +6608,15 @@
                 <w:szCs w:val="18"/>
               </w:rPr>
             </w:pPr>
+            <w:r>
+              <w:rPr>
+                <w:rFonts w:ascii="맑은 고딕" w:eastAsia="맑은 고딕" w:hAnsi="맑은 고딕"/>
+                <w:sz w:val="18"/>
+                <w:szCs w:val="18"/>
+              </w:rPr>
+              <w:t xml:space="preserve">{% if </w:t>
+            </w:r>
+            <w:proofErr w:type="spellStart"/>
             <w:proofErr w:type="gramStart"/>
             <w:r>
               <w:rPr>
@@ -6423,7 +6624,7 @@
                 <w:sz w:val="18"/>
                 <w:szCs w:val="18"/>
               </w:rPr>
-              <w:t>{{ alert</w:t>
+              <w:t>alert.policy</w:t>
             </w:r>
             <w:proofErr w:type="gramEnd"/>
             <w:r>
@@ -6432,6 +6633,108 @@
                 <w:sz w:val="18"/>
                 <w:szCs w:val="18"/>
               </w:rPr>
+              <w:t>.findingTypes</w:t>
+            </w:r>
+            <w:proofErr w:type="spellEnd"/>
+            <w:r>
+              <w:rPr>
+                <w:rFonts w:ascii="맑은 고딕" w:eastAsia="맑은 고딕" w:hAnsi="맑은 고딕"/>
+                <w:sz w:val="18"/>
+                <w:szCs w:val="18"/>
+              </w:rPr>
+              <w:t xml:space="preserve"> == "-" </w:t>
+            </w:r>
+            <w:proofErr w:type="gramStart"/>
+            <w:r>
+              <w:rPr>
+                <w:rFonts w:ascii="맑은 고딕" w:eastAsia="맑은 고딕" w:hAnsi="맑은 고딕"/>
+                <w:sz w:val="18"/>
+                <w:szCs w:val="18"/>
+              </w:rPr>
+              <w:t>-%}</w:t>
+            </w:r>
+            <w:proofErr w:type="gramEnd"/>
+          </w:p>
+          <w:p>
+            <w:pPr>
+              <w:jc w:val="center"/>
+              <w:rPr>
+                <w:rFonts w:ascii="맑은 고딕" w:eastAsia="맑은 고딕" w:hAnsi="맑은 고딕"/>
+                <w:sz w:val="18"/>
+                <w:szCs w:val="18"/>
+              </w:rPr>
+            </w:pPr>
+            <w:r>
+              <w:rPr>
+                <w:rFonts w:ascii="맑은 고딕" w:eastAsia="맑은 고딕" w:hAnsi="맑은 고딕"/>
+                <w:sz w:val="18"/>
+                <w:szCs w:val="18"/>
+              </w:rPr>
+              <w:t>-</w:t>
+            </w:r>
+          </w:p>
+          <w:p>
+            <w:pPr>
+              <w:jc w:val="center"/>
+              <w:rPr>
+                <w:rFonts w:ascii="맑은 고딕" w:eastAsia="맑은 고딕" w:hAnsi="맑은 고딕"/>
+                <w:sz w:val="18"/>
+                <w:szCs w:val="18"/>
+              </w:rPr>
+            </w:pPr>
+            <w:r>
+              <w:rPr>
+                <w:rFonts w:ascii="맑은 고딕" w:eastAsia="맑은 고딕" w:hAnsi="맑은 고딕"/>
+                <w:sz w:val="18"/>
+                <w:szCs w:val="18"/>
+              </w:rPr>
+              <w:t xml:space="preserve">{%- else </w:t>
+            </w:r>
+            <w:proofErr w:type="gramStart"/>
+            <w:r>
+              <w:rPr>
+                <w:rFonts w:ascii="맑은 고딕" w:eastAsia="맑은 고딕" w:hAnsi="맑은 고딕"/>
+                <w:sz w:val="18"/>
+                <w:szCs w:val="18"/>
+              </w:rPr>
+              <w:t>-%}</w:t>
+            </w:r>
+            <w:proofErr w:type="gramEnd"/>
+          </w:p>
+          <w:p>
+            <w:pPr>
+              <w:jc w:val="center"/>
+              <w:rPr>
+                <w:rFonts w:ascii="맑은 고딕" w:eastAsia="맑은 고딕" w:hAnsi="맑은 고딕"/>
+                <w:sz w:val="18"/>
+                <w:szCs w:val="18"/>
+              </w:rPr>
+            </w:pPr>
+            <w:proofErr w:type="gramStart"/>
+            <w:r>
+              <w:rPr>
+                <w:rFonts w:ascii="맑은 고딕" w:eastAsia="맑은 고딕" w:hAnsi="맑은 고딕"/>
+                <w:sz w:val="18"/>
+                <w:szCs w:val="18"/>
+              </w:rPr>
+              <w:t xml:space="preserve">{{ </w:t>
+            </w:r>
+            <w:proofErr w:type="spellStart"/>
+            <w:r>
+              <w:rPr>
+                <w:rFonts w:ascii="맑은 고딕" w:eastAsia="맑은 고딕" w:hAnsi="맑은 고딕"/>
+                <w:sz w:val="18"/>
+                <w:szCs w:val="18"/>
+              </w:rPr>
+              <w:t>alert</w:t>
+            </w:r>
+            <w:proofErr w:type="gramEnd"/>
+            <w:r>
+              <w:rPr>
+                <w:rFonts w:ascii="맑은 고딕" w:eastAsia="맑은 고딕" w:hAnsi="맑은 고딕"/>
+                <w:sz w:val="18"/>
+                <w:szCs w:val="18"/>
+              </w:rPr>
               <w:t>.</w:t>
             </w:r>
             <w:proofErr w:type="gramStart"/>
@@ -6441,16 +6744,9 @@
                 <w:sz w:val="18"/>
                 <w:szCs w:val="18"/>
               </w:rPr>
-              <w:t>policy.</w:t>
-            </w:r>
-            <w:r>
-              <w:rPr>
-                <w:rFonts w:ascii="맑은 고딕" w:eastAsia="맑은 고딕" w:hAnsi="맑은 고딕"/>
-                <w:sz w:val="18"/>
-                <w:szCs w:val="18"/>
-              </w:rPr>
-              <w:t>findingTypes</w:t>
-            </w:r>
+              <w:t>policy.findingTypes</w:t>
+            </w:r>
+            <w:proofErr w:type="spellEnd"/>
             <w:proofErr w:type="gramEnd"/>
             <w:r>
               <w:rPr>
@@ -6458,15 +6754,115 @@
                 <w:sz w:val="18"/>
                 <w:szCs w:val="18"/>
               </w:rPr>
-              <w:t>_2</w:t>
-            </w:r>
-            <w:r>
-              <w:rPr>
-                <w:rFonts w:ascii="맑은 고딕" w:eastAsia="맑은 고딕" w:hAnsi="맑은 고딕"/>
-                <w:sz w:val="18"/>
-                <w:szCs w:val="18"/>
-              </w:rPr>
               <w:t xml:space="preserve"> }}</w:t>
+            </w:r>
+          </w:p>
+          <w:p>
+            <w:pPr>
+              <w:jc w:val="center"/>
+              <w:rPr>
+                <w:rFonts w:ascii="맑은 고딕" w:eastAsia="맑은 고딕" w:hAnsi="맑은 고딕"/>
+                <w:sz w:val="18"/>
+                <w:szCs w:val="18"/>
+              </w:rPr>
+            </w:pPr>
+            <w:r>
+              <w:rPr>
+                <w:rFonts w:ascii="맑은 고딕" w:eastAsia="맑은 고딕" w:hAnsi="맑은 고딕"/>
+                <w:sz w:val="18"/>
+                <w:szCs w:val="18"/>
+              </w:rPr>
+              <w:t>(</w:t>
+            </w:r>
+            <w:proofErr w:type="gramStart"/>
+            <w:r>
+              <w:rPr>
+                <w:rFonts w:ascii="맑은 고딕" w:eastAsia="맑은 고딕" w:hAnsi="맑은 고딕"/>
+                <w:sz w:val="18"/>
+                <w:szCs w:val="18"/>
+              </w:rPr>
+              <w:t xml:space="preserve">{{ </w:t>
+            </w:r>
+            <w:proofErr w:type="spellStart"/>
+            <w:r>
+              <w:rPr>
+                <w:rFonts w:ascii="맑은 고딕" w:eastAsia="맑은 고딕" w:hAnsi="맑은 고딕"/>
+                <w:sz w:val="18"/>
+                <w:szCs w:val="18"/>
+              </w:rPr>
+              <w:t>alert</w:t>
+            </w:r>
+            <w:proofErr w:type="gramEnd"/>
+            <w:r>
+              <w:rPr>
+                <w:rFonts w:ascii="맑은 고딕" w:eastAsia="맑은 고딕" w:hAnsi="맑은 고딕"/>
+                <w:sz w:val="18"/>
+                <w:szCs w:val="18"/>
+              </w:rPr>
+              <w:t>.</w:t>
+            </w:r>
+            <w:proofErr w:type="gramStart"/>
+            <w:r>
+              <w:rPr>
+                <w:rFonts w:ascii="맑은 고딕" w:eastAsia="맑은 고딕" w:hAnsi="맑은 고딕"/>
+                <w:sz w:val="18"/>
+                <w:szCs w:val="18"/>
+              </w:rPr>
+              <w:t>policy.findingTypes</w:t>
+            </w:r>
+            <w:proofErr w:type="gramEnd"/>
+            <w:r>
+              <w:rPr>
+                <w:rFonts w:ascii="맑은 고딕" w:eastAsia="맑은 고딕" w:hAnsi="맑은 고딕"/>
+                <w:sz w:val="18"/>
+                <w:szCs w:val="18"/>
+              </w:rPr>
+              <w:t>_</w:t>
+            </w:r>
+            <w:proofErr w:type="gramStart"/>
+            <w:r>
+              <w:rPr>
+                <w:rFonts w:ascii="맑은 고딕" w:eastAsia="맑은 고딕" w:hAnsi="맑은 고딕"/>
+                <w:sz w:val="18"/>
+                <w:szCs w:val="18"/>
+              </w:rPr>
+              <w:t>ko</w:t>
+            </w:r>
+            <w:proofErr w:type="spellEnd"/>
+            <w:r>
+              <w:rPr>
+                <w:rFonts w:ascii="맑은 고딕" w:eastAsia="맑은 고딕" w:hAnsi="맑은 고딕"/>
+                <w:sz w:val="18"/>
+                <w:szCs w:val="18"/>
+              </w:rPr>
+              <w:t xml:space="preserve"> }</w:t>
+            </w:r>
+            <w:proofErr w:type="gramEnd"/>
+            <w:r>
+              <w:rPr>
+                <w:rFonts w:ascii="맑은 고딕" w:eastAsia="맑은 고딕" w:hAnsi="맑은 고딕"/>
+                <w:sz w:val="18"/>
+                <w:szCs w:val="18"/>
+              </w:rPr>
+              <w:t>})</w:t>
+            </w:r>
+          </w:p>
+          <w:p>
+            <w:pPr>
+              <w:jc w:val="center"/>
+              <w:rPr>
+                <w:rFonts w:ascii="맑은 고딕" w:eastAsia="맑은 고딕" w:hAnsi="맑은 고딕" w:hint="eastAsia"/>
+                <w:sz w:val="18"/>
+                <w:szCs w:val="18"/>
+              </w:rPr>
+            </w:pPr>
+            <w:r>
+              <w:rPr>
+                <w:rFonts w:ascii="맑은 고딕" w:eastAsia="맑은 고딕" w:hAnsi="맑은 고딕"/>
+                <w:sz w:val="18"/>
+                <w:szCs w:val="18"/>
+              </w:rPr>
+              <w:t>{%- endif %}</w:t>
             </w:r>
           </w:p>
         </w:tc>
@@ -8120,6 +8516,15 @@
                 <w:szCs w:val="18"/>
               </w:rPr>
             </w:pPr>
+            <w:r>
+              <w:rPr>
+                <w:rFonts w:ascii="맑은 고딕" w:eastAsia="맑은 고딕" w:hAnsi="맑은 고딕"/>
+                <w:sz w:val="18"/>
+                <w:szCs w:val="18"/>
+              </w:rPr>
+              <w:t xml:space="preserve">{% if </w:t>
+            </w:r>
+            <w:proofErr w:type="spellStart"/>
             <w:proofErr w:type="gramStart"/>
             <w:r>
               <w:rPr>
@@ -8127,7 +8532,7 @@
                 <w:sz w:val="18"/>
                 <w:szCs w:val="18"/>
               </w:rPr>
-              <w:t>{{ alert</w:t>
+              <w:t>alert.policy</w:t>
             </w:r>
             <w:proofErr w:type="gramEnd"/>
             <w:r>
@@ -8136,6 +8541,108 @@
                 <w:sz w:val="18"/>
                 <w:szCs w:val="18"/>
               </w:rPr>
+              <w:t>.findingTypes</w:t>
+            </w:r>
+            <w:proofErr w:type="spellEnd"/>
+            <w:r>
+              <w:rPr>
+                <w:rFonts w:ascii="맑은 고딕" w:eastAsia="맑은 고딕" w:hAnsi="맑은 고딕"/>
+                <w:sz w:val="18"/>
+                <w:szCs w:val="18"/>
+              </w:rPr>
+              <w:t xml:space="preserve"> == "-" </w:t>
+            </w:r>
+            <w:proofErr w:type="gramStart"/>
+            <w:r>
+              <w:rPr>
+                <w:rFonts w:ascii="맑은 고딕" w:eastAsia="맑은 고딕" w:hAnsi="맑은 고딕"/>
+                <w:sz w:val="18"/>
+                <w:szCs w:val="18"/>
+              </w:rPr>
+              <w:t>-%}</w:t>
+            </w:r>
+            <w:proofErr w:type="gramEnd"/>
+          </w:p>
+          <w:p>
+            <w:pPr>
+              <w:jc w:val="center"/>
+              <w:rPr>
+                <w:rFonts w:ascii="맑은 고딕" w:eastAsia="맑은 고딕" w:hAnsi="맑은 고딕"/>
+                <w:sz w:val="18"/>
+                <w:szCs w:val="18"/>
+              </w:rPr>
+            </w:pPr>
+            <w:r>
+              <w:rPr>
+                <w:rFonts w:ascii="맑은 고딕" w:eastAsia="맑은 고딕" w:hAnsi="맑은 고딕"/>
+                <w:sz w:val="18"/>
+                <w:szCs w:val="18"/>
+              </w:rPr>
+              <w:t>-</w:t>
+            </w:r>
+          </w:p>
+          <w:p>
+            <w:pPr>
+              <w:jc w:val="center"/>
+              <w:rPr>
+                <w:rFonts w:ascii="맑은 고딕" w:eastAsia="맑은 고딕" w:hAnsi="맑은 고딕"/>
+                <w:sz w:val="18"/>
+                <w:szCs w:val="18"/>
+              </w:rPr>
+            </w:pPr>
+            <w:r>
+              <w:rPr>
+                <w:rFonts w:ascii="맑은 고딕" w:eastAsia="맑은 고딕" w:hAnsi="맑은 고딕"/>
+                <w:sz w:val="18"/>
+                <w:szCs w:val="18"/>
+              </w:rPr>
+              <w:t xml:space="preserve">{%- else </w:t>
+            </w:r>
+            <w:proofErr w:type="gramStart"/>
+            <w:r>
+              <w:rPr>
+                <w:rFonts w:ascii="맑은 고딕" w:eastAsia="맑은 고딕" w:hAnsi="맑은 고딕"/>
+                <w:sz w:val="18"/>
+                <w:szCs w:val="18"/>
+              </w:rPr>
+              <w:t>-%}</w:t>
+            </w:r>
+            <w:proofErr w:type="gramEnd"/>
+          </w:p>
+          <w:p>
+            <w:pPr>
+              <w:jc w:val="center"/>
+              <w:rPr>
+                <w:rFonts w:ascii="맑은 고딕" w:eastAsia="맑은 고딕" w:hAnsi="맑은 고딕"/>
+                <w:sz w:val="18"/>
+                <w:szCs w:val="18"/>
+              </w:rPr>
+            </w:pPr>
+            <w:proofErr w:type="gramStart"/>
+            <w:r>
+              <w:rPr>
+                <w:rFonts w:ascii="맑은 고딕" w:eastAsia="맑은 고딕" w:hAnsi="맑은 고딕"/>
+                <w:sz w:val="18"/>
+                <w:szCs w:val="18"/>
+              </w:rPr>
+              <w:t xml:space="preserve">{{ </w:t>
+            </w:r>
+            <w:proofErr w:type="spellStart"/>
+            <w:r>
+              <w:rPr>
+                <w:rFonts w:ascii="맑은 고딕" w:eastAsia="맑은 고딕" w:hAnsi="맑은 고딕"/>
+                <w:sz w:val="18"/>
+                <w:szCs w:val="18"/>
+              </w:rPr>
+              <w:t>alert</w:t>
+            </w:r>
+            <w:proofErr w:type="gramEnd"/>
+            <w:r>
+              <w:rPr>
+                <w:rFonts w:ascii="맑은 고딕" w:eastAsia="맑은 고딕" w:hAnsi="맑은 고딕"/>
+                <w:sz w:val="18"/>
+                <w:szCs w:val="18"/>
+              </w:rPr>
               <w:t>.</w:t>
             </w:r>
             <w:proofErr w:type="gramStart"/>
@@ -8145,16 +8652,9 @@
                 <w:sz w:val="18"/>
                 <w:szCs w:val="18"/>
               </w:rPr>
-              <w:t>policy.</w:t>
-            </w:r>
-            <w:r>
-              <w:rPr>
-                <w:rFonts w:ascii="맑은 고딕" w:eastAsia="맑은 고딕" w:hAnsi="맑은 고딕"/>
-                <w:sz w:val="18"/>
-                <w:szCs w:val="18"/>
-              </w:rPr>
-              <w:t>findingTypes</w:t>
-            </w:r>
+              <w:t>policy.findingTypes</w:t>
+            </w:r>
+            <w:proofErr w:type="spellEnd"/>
             <w:proofErr w:type="gramEnd"/>
             <w:r>
               <w:rPr>
@@ -8162,15 +8662,115 @@
                 <w:sz w:val="18"/>
                 <w:szCs w:val="18"/>
               </w:rPr>
-              <w:t>_2</w:t>
-            </w:r>
-            <w:r>
-              <w:rPr>
-                <w:rFonts w:ascii="맑은 고딕" w:eastAsia="맑은 고딕" w:hAnsi="맑은 고딕"/>
-                <w:sz w:val="18"/>
-                <w:szCs w:val="18"/>
-              </w:rPr>
               <w:t xml:space="preserve"> }}</w:t>
+            </w:r>
+          </w:p>
+          <w:p>
+            <w:pPr>
+              <w:jc w:val="center"/>
+              <w:rPr>
+                <w:rFonts w:ascii="맑은 고딕" w:eastAsia="맑은 고딕" w:hAnsi="맑은 고딕"/>
+                <w:sz w:val="18"/>
+                <w:szCs w:val="18"/>
+              </w:rPr>
+            </w:pPr>
+            <w:r>
+              <w:rPr>
+                <w:rFonts w:ascii="맑은 고딕" w:eastAsia="맑은 고딕" w:hAnsi="맑은 고딕"/>
+                <w:sz w:val="18"/>
+                <w:szCs w:val="18"/>
+              </w:rPr>
+              <w:t>(</w:t>
+            </w:r>
+            <w:proofErr w:type="gramStart"/>
+            <w:r>
+              <w:rPr>
+                <w:rFonts w:ascii="맑은 고딕" w:eastAsia="맑은 고딕" w:hAnsi="맑은 고딕"/>
+                <w:sz w:val="18"/>
+                <w:szCs w:val="18"/>
+              </w:rPr>
+              <w:t xml:space="preserve">{{ </w:t>
+            </w:r>
+            <w:proofErr w:type="spellStart"/>
+            <w:r>
+              <w:rPr>
+                <w:rFonts w:ascii="맑은 고딕" w:eastAsia="맑은 고딕" w:hAnsi="맑은 고딕"/>
+                <w:sz w:val="18"/>
+                <w:szCs w:val="18"/>
+              </w:rPr>
+              <w:t>alert</w:t>
+            </w:r>
+            <w:proofErr w:type="gramEnd"/>
+            <w:r>
+              <w:rPr>
+                <w:rFonts w:ascii="맑은 고딕" w:eastAsia="맑은 고딕" w:hAnsi="맑은 고딕"/>
+                <w:sz w:val="18"/>
+                <w:szCs w:val="18"/>
+              </w:rPr>
+              <w:t>.</w:t>
+            </w:r>
+            <w:proofErr w:type="gramStart"/>
+            <w:r>
+              <w:rPr>
+                <w:rFonts w:ascii="맑은 고딕" w:eastAsia="맑은 고딕" w:hAnsi="맑은 고딕"/>
+                <w:sz w:val="18"/>
+                <w:szCs w:val="18"/>
+              </w:rPr>
+              <w:t>policy.findingTypes</w:t>
+            </w:r>
+            <w:proofErr w:type="gramEnd"/>
+            <w:r>
+              <w:rPr>
+                <w:rFonts w:ascii="맑은 고딕" w:eastAsia="맑은 고딕" w:hAnsi="맑은 고딕"/>
+                <w:sz w:val="18"/>
+                <w:szCs w:val="18"/>
+              </w:rPr>
+              <w:t>_</w:t>
+            </w:r>
+            <w:proofErr w:type="gramStart"/>
+            <w:r>
+              <w:rPr>
+                <w:rFonts w:ascii="맑은 고딕" w:eastAsia="맑은 고딕" w:hAnsi="맑은 고딕"/>
+                <w:sz w:val="18"/>
+                <w:szCs w:val="18"/>
+              </w:rPr>
+              <w:t>ko</w:t>
+            </w:r>
+            <w:proofErr w:type="spellEnd"/>
+            <w:r>
+              <w:rPr>
+                <w:rFonts w:ascii="맑은 고딕" w:eastAsia="맑은 고딕" w:hAnsi="맑은 고딕"/>
+                <w:sz w:val="18"/>
+                <w:szCs w:val="18"/>
+              </w:rPr>
+              <w:t xml:space="preserve"> }</w:t>
+            </w:r>
+            <w:proofErr w:type="gramEnd"/>
+            <w:r>
+              <w:rPr>
+                <w:rFonts w:ascii="맑은 고딕" w:eastAsia="맑은 고딕" w:hAnsi="맑은 고딕"/>
+                <w:sz w:val="18"/>
+                <w:szCs w:val="18"/>
+              </w:rPr>
+              <w:t>})</w:t>
+            </w:r>
+          </w:p>
+          <w:p>
+            <w:pPr>
+              <w:jc w:val="center"/>
+              <w:rPr>
+                <w:rFonts w:ascii="맑은 고딕" w:eastAsia="맑은 고딕" w:hAnsi="맑은 고딕" w:hint="eastAsia"/>
+                <w:sz w:val="18"/>
+                <w:szCs w:val="18"/>
+              </w:rPr>
+            </w:pPr>
+            <w:r>
+              <w:rPr>
+                <w:rFonts w:ascii="맑은 고딕" w:eastAsia="맑은 고딕" w:hAnsi="맑은 고딕"/>
+                <w:sz w:val="18"/>
+                <w:szCs w:val="18"/>
+              </w:rPr>
+              <w:t>{%- endif %}</w:t>
             </w:r>
           </w:p>
         </w:tc>
@@ -9774,6 +10374,15 @@
                 <w:szCs w:val="18"/>
               </w:rPr>
             </w:pPr>
+            <w:r>
+              <w:rPr>
+                <w:rFonts w:ascii="맑은 고딕" w:eastAsia="맑은 고딕" w:hAnsi="맑은 고딕"/>
+                <w:sz w:val="18"/>
+                <w:szCs w:val="18"/>
+              </w:rPr>
+              <w:t xml:space="preserve">{% if </w:t>
+            </w:r>
+            <w:proofErr w:type="spellStart"/>
             <w:proofErr w:type="gramStart"/>
             <w:r>
               <w:rPr>
@@ -9781,7 +10390,7 @@
                 <w:sz w:val="18"/>
                 <w:szCs w:val="18"/>
               </w:rPr>
-              <w:t>{{ alert</w:t>
+              <w:t>alert.policy</w:t>
             </w:r>
             <w:proofErr w:type="gramEnd"/>
             <w:r>
@@ -9790,6 +10399,108 @@
                 <w:sz w:val="18"/>
                 <w:szCs w:val="18"/>
               </w:rPr>
+              <w:t>.findingTypes</w:t>
+            </w:r>
+            <w:proofErr w:type="spellEnd"/>
+            <w:r>
+              <w:rPr>
+                <w:rFonts w:ascii="맑은 고딕" w:eastAsia="맑은 고딕" w:hAnsi="맑은 고딕"/>
+                <w:sz w:val="18"/>
+                <w:szCs w:val="18"/>
+              </w:rPr>
+              <w:t xml:space="preserve"> == "-" </w:t>
+            </w:r>
+            <w:proofErr w:type="gramStart"/>
+            <w:r>
+              <w:rPr>
+                <w:rFonts w:ascii="맑은 고딕" w:eastAsia="맑은 고딕" w:hAnsi="맑은 고딕"/>
+                <w:sz w:val="18"/>
+                <w:szCs w:val="18"/>
+              </w:rPr>
+              <w:t>-%}</w:t>
+            </w:r>
+            <w:proofErr w:type="gramEnd"/>
+          </w:p>
+          <w:p>
+            <w:pPr>
+              <w:jc w:val="center"/>
+              <w:rPr>
+                <w:rFonts w:ascii="맑은 고딕" w:eastAsia="맑은 고딕" w:hAnsi="맑은 고딕"/>
+                <w:sz w:val="18"/>
+                <w:szCs w:val="18"/>
+              </w:rPr>
+            </w:pPr>
+            <w:r>
+              <w:rPr>
+                <w:rFonts w:ascii="맑은 고딕" w:eastAsia="맑은 고딕" w:hAnsi="맑은 고딕"/>
+                <w:sz w:val="18"/>
+                <w:szCs w:val="18"/>
+              </w:rPr>
+              <w:t>-</w:t>
+            </w:r>
+          </w:p>
+          <w:p>
+            <w:pPr>
+              <w:jc w:val="center"/>
+              <w:rPr>
+                <w:rFonts w:ascii="맑은 고딕" w:eastAsia="맑은 고딕" w:hAnsi="맑은 고딕"/>
+                <w:sz w:val="18"/>
+                <w:szCs w:val="18"/>
+              </w:rPr>
+            </w:pPr>
+            <w:r>
+              <w:rPr>
+                <w:rFonts w:ascii="맑은 고딕" w:eastAsia="맑은 고딕" w:hAnsi="맑은 고딕"/>
+                <w:sz w:val="18"/>
+                <w:szCs w:val="18"/>
+              </w:rPr>
+              <w:t xml:space="preserve">{%- else </w:t>
+            </w:r>
+            <w:proofErr w:type="gramStart"/>
+            <w:r>
+              <w:rPr>
+                <w:rFonts w:ascii="맑은 고딕" w:eastAsia="맑은 고딕" w:hAnsi="맑은 고딕"/>
+                <w:sz w:val="18"/>
+                <w:szCs w:val="18"/>
+              </w:rPr>
+              <w:t>-%}</w:t>
+            </w:r>
+            <w:proofErr w:type="gramEnd"/>
+          </w:p>
+          <w:p>
+            <w:pPr>
+              <w:jc w:val="center"/>
+              <w:rPr>
+                <w:rFonts w:ascii="맑은 고딕" w:eastAsia="맑은 고딕" w:hAnsi="맑은 고딕"/>
+                <w:sz w:val="18"/>
+                <w:szCs w:val="18"/>
+              </w:rPr>
+            </w:pPr>
+            <w:proofErr w:type="gramStart"/>
+            <w:r>
+              <w:rPr>
+                <w:rFonts w:ascii="맑은 고딕" w:eastAsia="맑은 고딕" w:hAnsi="맑은 고딕"/>
+                <w:sz w:val="18"/>
+                <w:szCs w:val="18"/>
+              </w:rPr>
+              <w:t xml:space="preserve">{{ </w:t>
+            </w:r>
+            <w:proofErr w:type="spellStart"/>
+            <w:r>
+              <w:rPr>
+                <w:rFonts w:ascii="맑은 고딕" w:eastAsia="맑은 고딕" w:hAnsi="맑은 고딕"/>
+                <w:sz w:val="18"/>
+                <w:szCs w:val="18"/>
+              </w:rPr>
+              <w:t>alert</w:t>
+            </w:r>
+            <w:proofErr w:type="gramEnd"/>
+            <w:r>
+              <w:rPr>
+                <w:rFonts w:ascii="맑은 고딕" w:eastAsia="맑은 고딕" w:hAnsi="맑은 고딕"/>
+                <w:sz w:val="18"/>
+                <w:szCs w:val="18"/>
+              </w:rPr>
               <w:t>.</w:t>
             </w:r>
             <w:proofErr w:type="gramStart"/>
@@ -9799,16 +10510,9 @@
                 <w:sz w:val="18"/>
                 <w:szCs w:val="18"/>
               </w:rPr>
-              <w:t>policy.</w:t>
-            </w:r>
-            <w:r>
-              <w:rPr>
-                <w:rFonts w:ascii="맑은 고딕" w:eastAsia="맑은 고딕" w:hAnsi="맑은 고딕"/>
-                <w:sz w:val="18"/>
-                <w:szCs w:val="18"/>
-              </w:rPr>
-              <w:t>findingTypes</w:t>
-            </w:r>
+              <w:t>policy.findingTypes</w:t>
+            </w:r>
+            <w:proofErr w:type="spellEnd"/>
             <w:proofErr w:type="gramEnd"/>
             <w:r>
               <w:rPr>
@@ -9816,15 +10520,115 @@
                 <w:sz w:val="18"/>
                 <w:szCs w:val="18"/>
               </w:rPr>
-              <w:t>_2</w:t>
-            </w:r>
-            <w:r>
-              <w:rPr>
-                <w:rFonts w:ascii="맑은 고딕" w:eastAsia="맑은 고딕" w:hAnsi="맑은 고딕"/>
-                <w:sz w:val="18"/>
-                <w:szCs w:val="18"/>
-              </w:rPr>
               <w:t xml:space="preserve"> }}</w:t>
+            </w:r>
+          </w:p>
+          <w:p>
+            <w:pPr>
+              <w:jc w:val="center"/>
+              <w:rPr>
+                <w:rFonts w:ascii="맑은 고딕" w:eastAsia="맑은 고딕" w:hAnsi="맑은 고딕"/>
+                <w:sz w:val="18"/>
+                <w:szCs w:val="18"/>
+              </w:rPr>
+            </w:pPr>
+            <w:r>
+              <w:rPr>
+                <w:rFonts w:ascii="맑은 고딕" w:eastAsia="맑은 고딕" w:hAnsi="맑은 고딕"/>
+                <w:sz w:val="18"/>
+                <w:szCs w:val="18"/>
+              </w:rPr>
+              <w:t>(</w:t>
+            </w:r>
+            <w:proofErr w:type="gramStart"/>
+            <w:r>
+              <w:rPr>
+                <w:rFonts w:ascii="맑은 고딕" w:eastAsia="맑은 고딕" w:hAnsi="맑은 고딕"/>
+                <w:sz w:val="18"/>
+                <w:szCs w:val="18"/>
+              </w:rPr>
+              <w:t xml:space="preserve">{{ </w:t>
+            </w:r>
+            <w:proofErr w:type="spellStart"/>
+            <w:r>
+              <w:rPr>
+                <w:rFonts w:ascii="맑은 고딕" w:eastAsia="맑은 고딕" w:hAnsi="맑은 고딕"/>
+                <w:sz w:val="18"/>
+                <w:szCs w:val="18"/>
+              </w:rPr>
+              <w:t>alert</w:t>
+            </w:r>
+            <w:proofErr w:type="gramEnd"/>
+            <w:r>
+              <w:rPr>
+                <w:rFonts w:ascii="맑은 고딕" w:eastAsia="맑은 고딕" w:hAnsi="맑은 고딕"/>
+                <w:sz w:val="18"/>
+                <w:szCs w:val="18"/>
+              </w:rPr>
+              <w:t>.</w:t>
+            </w:r>
+            <w:proofErr w:type="gramStart"/>
+            <w:r>
+              <w:rPr>
+                <w:rFonts w:ascii="맑은 고딕" w:eastAsia="맑은 고딕" w:hAnsi="맑은 고딕"/>
+                <w:sz w:val="18"/>
+                <w:szCs w:val="18"/>
+              </w:rPr>
+              <w:t>policy.findingTypes</w:t>
+            </w:r>
+            <w:proofErr w:type="gramEnd"/>
+            <w:r>
+              <w:rPr>
+                <w:rFonts w:ascii="맑은 고딕" w:eastAsia="맑은 고딕" w:hAnsi="맑은 고딕"/>
+                <w:sz w:val="18"/>
+                <w:szCs w:val="18"/>
+              </w:rPr>
+              <w:t>_</w:t>
+            </w:r>
+            <w:proofErr w:type="gramStart"/>
+            <w:r>
+              <w:rPr>
+                <w:rFonts w:ascii="맑은 고딕" w:eastAsia="맑은 고딕" w:hAnsi="맑은 고딕"/>
+                <w:sz w:val="18"/>
+                <w:szCs w:val="18"/>
+              </w:rPr>
+              <w:t>ko</w:t>
+            </w:r>
+            <w:proofErr w:type="spellEnd"/>
+            <w:r>
+              <w:rPr>
+                <w:rFonts w:ascii="맑은 고딕" w:eastAsia="맑은 고딕" w:hAnsi="맑은 고딕"/>
+                <w:sz w:val="18"/>
+                <w:szCs w:val="18"/>
+              </w:rPr>
+              <w:t xml:space="preserve"> }</w:t>
+            </w:r>
+            <w:proofErr w:type="gramEnd"/>
+            <w:r>
+              <w:rPr>
+                <w:rFonts w:ascii="맑은 고딕" w:eastAsia="맑은 고딕" w:hAnsi="맑은 고딕"/>
+                <w:sz w:val="18"/>
+                <w:szCs w:val="18"/>
+              </w:rPr>
+              <w:t>})</w:t>
+            </w:r>
+          </w:p>
+          <w:p>
+            <w:pPr>
+              <w:jc w:val="center"/>
+              <w:rPr>
+                <w:rFonts w:ascii="맑은 고딕" w:eastAsia="맑은 고딕" w:hAnsi="맑은 고딕" w:hint="eastAsia"/>
+                <w:sz w:val="18"/>
+                <w:szCs w:val="18"/>
+              </w:rPr>
+            </w:pPr>
+            <w:r>
+              <w:rPr>
+                <w:rFonts w:ascii="맑은 고딕" w:eastAsia="맑은 고딕" w:hAnsi="맑은 고딕"/>
+                <w:sz w:val="18"/>
+                <w:szCs w:val="18"/>
+              </w:rPr>
+              <w:t>{%- endif %}</w:t>
             </w:r>
           </w:p>
         </w:tc>
@@ -11475,6 +12279,15 @@
                 <w:szCs w:val="18"/>
               </w:rPr>
             </w:pPr>
+            <w:r>
+              <w:rPr>
+                <w:rFonts w:ascii="맑은 고딕" w:eastAsia="맑은 고딕" w:hAnsi="맑은 고딕"/>
+                <w:sz w:val="18"/>
+                <w:szCs w:val="18"/>
+              </w:rPr>
+              <w:t xml:space="preserve">{% if </w:t>
+            </w:r>
+            <w:proofErr w:type="spellStart"/>
             <w:proofErr w:type="gramStart"/>
             <w:r>
               <w:rPr>
@@ -11482,7 +12295,7 @@
                 <w:sz w:val="18"/>
                 <w:szCs w:val="18"/>
               </w:rPr>
-              <w:t>{{ alert</w:t>
+              <w:t>alert.policy</w:t>
             </w:r>
             <w:proofErr w:type="gramEnd"/>
             <w:r>
@@ -11491,6 +12304,108 @@
                 <w:sz w:val="18"/>
                 <w:szCs w:val="18"/>
               </w:rPr>
+              <w:t>.findingTypes</w:t>
+            </w:r>
+            <w:proofErr w:type="spellEnd"/>
+            <w:r>
+              <w:rPr>
+                <w:rFonts w:ascii="맑은 고딕" w:eastAsia="맑은 고딕" w:hAnsi="맑은 고딕"/>
+                <w:sz w:val="18"/>
+                <w:szCs w:val="18"/>
+              </w:rPr>
+              <w:t xml:space="preserve"> == "-" </w:t>
+            </w:r>
+            <w:proofErr w:type="gramStart"/>
+            <w:r>
+              <w:rPr>
+                <w:rFonts w:ascii="맑은 고딕" w:eastAsia="맑은 고딕" w:hAnsi="맑은 고딕"/>
+                <w:sz w:val="18"/>
+                <w:szCs w:val="18"/>
+              </w:rPr>
+              <w:t>-%}</w:t>
+            </w:r>
+            <w:proofErr w:type="gramEnd"/>
+          </w:p>
+          <w:p>
+            <w:pPr>
+              <w:jc w:val="center"/>
+              <w:rPr>
+                <w:rFonts w:ascii="맑은 고딕" w:eastAsia="맑은 고딕" w:hAnsi="맑은 고딕"/>
+                <w:sz w:val="18"/>
+                <w:szCs w:val="18"/>
+              </w:rPr>
+            </w:pPr>
+            <w:r>
+              <w:rPr>
+                <w:rFonts w:ascii="맑은 고딕" w:eastAsia="맑은 고딕" w:hAnsi="맑은 고딕"/>
+                <w:sz w:val="18"/>
+                <w:szCs w:val="18"/>
+              </w:rPr>
+              <w:t>-</w:t>
+            </w:r>
+          </w:p>
+          <w:p>
+            <w:pPr>
+              <w:jc w:val="center"/>
+              <w:rPr>
+                <w:rFonts w:ascii="맑은 고딕" w:eastAsia="맑은 고딕" w:hAnsi="맑은 고딕"/>
+                <w:sz w:val="18"/>
+                <w:szCs w:val="18"/>
+              </w:rPr>
+            </w:pPr>
+            <w:r>
+              <w:rPr>
+                <w:rFonts w:ascii="맑은 고딕" w:eastAsia="맑은 고딕" w:hAnsi="맑은 고딕"/>
+                <w:sz w:val="18"/>
+                <w:szCs w:val="18"/>
+              </w:rPr>
+              <w:t xml:space="preserve">{%- else </w:t>
+            </w:r>
+            <w:proofErr w:type="gramStart"/>
+            <w:r>
+              <w:rPr>
+                <w:rFonts w:ascii="맑은 고딕" w:eastAsia="맑은 고딕" w:hAnsi="맑은 고딕"/>
+                <w:sz w:val="18"/>
+                <w:szCs w:val="18"/>
+              </w:rPr>
+              <w:t>-%}</w:t>
+            </w:r>
+            <w:proofErr w:type="gramEnd"/>
+          </w:p>
+          <w:p>
+            <w:pPr>
+              <w:jc w:val="center"/>
+              <w:rPr>
+                <w:rFonts w:ascii="맑은 고딕" w:eastAsia="맑은 고딕" w:hAnsi="맑은 고딕"/>
+                <w:sz w:val="18"/>
+                <w:szCs w:val="18"/>
+              </w:rPr>
+            </w:pPr>
+            <w:proofErr w:type="gramStart"/>
+            <w:r>
+              <w:rPr>
+                <w:rFonts w:ascii="맑은 고딕" w:eastAsia="맑은 고딕" w:hAnsi="맑은 고딕"/>
+                <w:sz w:val="18"/>
+                <w:szCs w:val="18"/>
+              </w:rPr>
+              <w:t xml:space="preserve">{{ </w:t>
+            </w:r>
+            <w:proofErr w:type="spellStart"/>
+            <w:r>
+              <w:rPr>
+                <w:rFonts w:ascii="맑은 고딕" w:eastAsia="맑은 고딕" w:hAnsi="맑은 고딕"/>
+                <w:sz w:val="18"/>
+                <w:szCs w:val="18"/>
+              </w:rPr>
+              <w:t>alert</w:t>
+            </w:r>
+            <w:proofErr w:type="gramEnd"/>
+            <w:r>
+              <w:rPr>
+                <w:rFonts w:ascii="맑은 고딕" w:eastAsia="맑은 고딕" w:hAnsi="맑은 고딕"/>
+                <w:sz w:val="18"/>
+                <w:szCs w:val="18"/>
+              </w:rPr>
               <w:t>.</w:t>
             </w:r>
             <w:proofErr w:type="gramStart"/>
@@ -11500,16 +12415,9 @@
                 <w:sz w:val="18"/>
                 <w:szCs w:val="18"/>
               </w:rPr>
-              <w:t>policy.</w:t>
-            </w:r>
-            <w:r>
-              <w:rPr>
-                <w:rFonts w:ascii="맑은 고딕" w:eastAsia="맑은 고딕" w:hAnsi="맑은 고딕"/>
-                <w:sz w:val="18"/>
-                <w:szCs w:val="18"/>
-              </w:rPr>
-              <w:t>findingTypes</w:t>
-            </w:r>
+              <w:t>policy.findingTypes</w:t>
+            </w:r>
+            <w:proofErr w:type="spellEnd"/>
             <w:proofErr w:type="gramEnd"/>
             <w:r>
               <w:rPr>
@@ -11517,15 +12425,115 @@
                 <w:sz w:val="18"/>
                 <w:szCs w:val="18"/>
               </w:rPr>
-              <w:t>_2</w:t>
-            </w:r>
-            <w:r>
-              <w:rPr>
-                <w:rFonts w:ascii="맑은 고딕" w:eastAsia="맑은 고딕" w:hAnsi="맑은 고딕"/>
-                <w:sz w:val="18"/>
-                <w:szCs w:val="18"/>
-              </w:rPr>
               <w:t xml:space="preserve"> }}</w:t>
+            </w:r>
+          </w:p>
+          <w:p>
+            <w:pPr>
+              <w:jc w:val="center"/>
+              <w:rPr>
+                <w:rFonts w:ascii="맑은 고딕" w:eastAsia="맑은 고딕" w:hAnsi="맑은 고딕"/>
+                <w:sz w:val="18"/>
+                <w:szCs w:val="18"/>
+              </w:rPr>
+            </w:pPr>
+            <w:r>
+              <w:rPr>
+                <w:rFonts w:ascii="맑은 고딕" w:eastAsia="맑은 고딕" w:hAnsi="맑은 고딕"/>
+                <w:sz w:val="18"/>
+                <w:szCs w:val="18"/>
+              </w:rPr>
+              <w:t>(</w:t>
+            </w:r>
+            <w:proofErr w:type="gramStart"/>
+            <w:r>
+              <w:rPr>
+                <w:rFonts w:ascii="맑은 고딕" w:eastAsia="맑은 고딕" w:hAnsi="맑은 고딕"/>
+                <w:sz w:val="18"/>
+                <w:szCs w:val="18"/>
+              </w:rPr>
+              <w:t xml:space="preserve">{{ </w:t>
+            </w:r>
+            <w:proofErr w:type="spellStart"/>
+            <w:r>
+              <w:rPr>
+                <w:rFonts w:ascii="맑은 고딕" w:eastAsia="맑은 고딕" w:hAnsi="맑은 고딕"/>
+                <w:sz w:val="18"/>
+                <w:szCs w:val="18"/>
+              </w:rPr>
+              <w:t>alert</w:t>
+            </w:r>
+            <w:proofErr w:type="gramEnd"/>
+            <w:r>
+              <w:rPr>
+                <w:rFonts w:ascii="맑은 고딕" w:eastAsia="맑은 고딕" w:hAnsi="맑은 고딕"/>
+                <w:sz w:val="18"/>
+                <w:szCs w:val="18"/>
+              </w:rPr>
+              <w:t>.</w:t>
+            </w:r>
+            <w:proofErr w:type="gramStart"/>
+            <w:r>
+              <w:rPr>
+                <w:rFonts w:ascii="맑은 고딕" w:eastAsia="맑은 고딕" w:hAnsi="맑은 고딕"/>
+                <w:sz w:val="18"/>
+                <w:szCs w:val="18"/>
+              </w:rPr>
+              <w:t>policy.findingTypes</w:t>
+            </w:r>
+            <w:proofErr w:type="gramEnd"/>
+            <w:r>
+              <w:rPr>
+                <w:rFonts w:ascii="맑은 고딕" w:eastAsia="맑은 고딕" w:hAnsi="맑은 고딕"/>
+                <w:sz w:val="18"/>
+                <w:szCs w:val="18"/>
+              </w:rPr>
+              <w:t>_</w:t>
+            </w:r>
+            <w:proofErr w:type="gramStart"/>
+            <w:r>
+              <w:rPr>
+                <w:rFonts w:ascii="맑은 고딕" w:eastAsia="맑은 고딕" w:hAnsi="맑은 고딕"/>
+                <w:sz w:val="18"/>
+                <w:szCs w:val="18"/>
+              </w:rPr>
+              <w:t>ko</w:t>
+            </w:r>
+            <w:proofErr w:type="spellEnd"/>
+            <w:r>
+              <w:rPr>
+                <w:rFonts w:ascii="맑은 고딕" w:eastAsia="맑은 고딕" w:hAnsi="맑은 고딕"/>
+                <w:sz w:val="18"/>
+                <w:szCs w:val="18"/>
+              </w:rPr>
+              <w:t xml:space="preserve"> }</w:t>
+            </w:r>
+            <w:proofErr w:type="gramEnd"/>
+            <w:r>
+              <w:rPr>
+                <w:rFonts w:ascii="맑은 고딕" w:eastAsia="맑은 고딕" w:hAnsi="맑은 고딕"/>
+                <w:sz w:val="18"/>
+                <w:szCs w:val="18"/>
+              </w:rPr>
+              <w:t>})</w:t>
+            </w:r>
+          </w:p>
+          <w:p>
+            <w:pPr>
+              <w:jc w:val="center"/>
+              <w:rPr>
+                <w:rFonts w:ascii="맑은 고딕" w:eastAsia="맑은 고딕" w:hAnsi="맑은 고딕" w:hint="eastAsia"/>
+                <w:sz w:val="18"/>
+                <w:szCs w:val="18"/>
+              </w:rPr>
+            </w:pPr>
+            <w:r>
+              <w:rPr>
+                <w:rFonts w:ascii="맑은 고딕" w:eastAsia="맑은 고딕" w:hAnsi="맑은 고딕"/>
+                <w:sz w:val="18"/>
+                <w:szCs w:val="18"/>
+              </w:rPr>
+              <w:t>{%- endif %}</w:t>
             </w:r>
           </w:p>
         </w:tc>
@@ -13001,8 +14009,8 @@
       <w:tblLook w:val="04A0" w:firstRow="1" w:lastRow="0" w:firstColumn="1" w:lastColumn="0" w:noHBand="0" w:noVBand="1"/>
     </w:tblPr>
     <w:tblGrid>
-      <w:gridCol w:w="2856"/>
-      <w:gridCol w:w="7610"/>
+      <w:gridCol w:w="2858"/>
+      <w:gridCol w:w="7608"/>
     </w:tblGrid>
     <w:tr>
       <w:trPr>
@@ -13024,9 +14032,9 @@
               <w:noProof/>
             </w:rPr>
             <w:drawing>
-              <wp:inline distT="0" distB="0" distL="0" distR="0" wp14:anchorId="44136DD9" wp14:editId="74AEAF25">
-                <wp:extent cx="906031" cy="352346"/>
-                <wp:effectExtent l="0" t="0" r="0" b="0"/>
+              <wp:inline distT="0" distB="0" distL="0" distR="0" wp14:anchorId="44136DD9" wp14:editId="35A7340A">
+                <wp:extent cx="1594218" cy="341902"/>
+                <wp:effectExtent l="0" t="0" r="6350" b="1270"/>
                 <wp:docPr id="32729678" name="그림 32729678"/>
                 <wp:cNvGraphicFramePr>
                   <a:graphicFrameLocks xmlns:a="http://schemas.openxmlformats.org/drawingml/2006/main" noChangeAspect="1"/>
@@ -13035,17 +14043,11 @@
                   <a:graphicData uri="http://schemas.openxmlformats.org/drawingml/2006/picture">
                     <pic:pic xmlns:pic="http://schemas.openxmlformats.org/drawingml/2006/picture">
                       <pic:nvPicPr>
-                        <pic:cNvPr id="32729678" name="그림 32729678"/>
+                        <pic:cNvPr id="0" name=""/>
                         <pic:cNvPicPr/>
                       </pic:nvPicPr>
                       <pic:blipFill>
-                        <a:blip r:embed="rId1">
-                          <a:extLst>
-                            <a:ext uri="{28A0092B-C50C-407E-A947-70E740481C1C}">
-                              <a14:useLocalDpi xmlns:a14="http://schemas.microsoft.com/office/drawing/2010/main" val="0"/>
-                            </a:ext>
-                          </a:extLst>
-                        </a:blip>
+                        <a:blip r:embed="rId1"/>
                         <a:stretch>
                           <a:fillRect/>
                         </a:stretch>
@@ -13053,7 +14055,7 @@
                       <pic:spPr>
                         <a:xfrm>
                           <a:off x="0" y="0"/>
-                          <a:ext cx="906031" cy="352346"/>
+                          <a:ext cx="1642918" cy="352346"/>
                         </a:xfrm>
                         <a:prstGeom prst="rect">
                           <a:avLst/>
@@ -13081,23 +14083,28 @@
               <w:szCs w:val="24"/>
             </w:rPr>
           </w:pPr>
-          <w:proofErr w:type="spellStart"/>
           <w:r>
             <w:rPr>
               <w:rFonts w:hint="eastAsia"/>
               <w:sz w:val="24"/>
               <w:szCs w:val="24"/>
             </w:rPr>
-            <w:t>ㅁㅁㅁㅁ</w:t>
+            <w:t>L</w:t>
           </w:r>
-          <w:proofErr w:type="spellEnd"/>
+          <w:r>
+            <w:rPr>
+              <w:sz w:val="24"/>
+              <w:szCs w:val="24"/>
+            </w:rPr>
+            <w:t>G</w:t>
+          </w:r>
           <w:r>
             <w:rPr>
               <w:rFonts w:hint="eastAsia"/>
               <w:sz w:val="24"/>
               <w:szCs w:val="24"/>
             </w:rPr>
-            <w:t xml:space="preserve"> </w:t>
+            <w:t xml:space="preserve">생활건강 </w:t>
           </w:r>
           <w:r>
             <w:rPr>
@@ -15605,7 +16612,7 @@
   <w:style w:type="paragraph" w:default="1" w:styleId="a">
     <w:name w:val="Normal"/>
     <w:qFormat/>
-    <w:rsid w:val="00672BD9"/>
+    <w:rsid w:val="003D485D"/>
   </w:style>
   <w:style w:type="paragraph" w:styleId="1">
     <w:name w:val="heading 1"/>
@@ -15713,7 +16720,6 @@
   <w:style w:type="character" w:default="1" w:styleId="a0">
     <w:name w:val="Default Paragraph Font"/>
     <w:uiPriority w:val="1"/>
-    <w:semiHidden/>
     <w:unhideWhenUsed/>
   </w:style>
   <w:style w:type="table" w:default="1" w:styleId="a1">
@@ -16860,6 +17866,15 @@
 </file>
 
 <file path=customXml/item1.xml><?xml version="1.0" encoding="utf-8"?>
+<?mso-contentType ?>
+<FormTemplates xmlns="http://schemas.microsoft.com/sharepoint/v3/contenttype/forms">
+  <Display>DocumentLibraryForm</Display>
+  <Edit>DocumentLibraryForm</Edit>
+  <New>DocumentLibraryForm</New>
+</FormTemplates>
+</file>
+
+<file path=customXml/item2.xml><?xml version="1.0" encoding="utf-8"?>
 <ct:contentTypeSchema xmlns:ct="http://schemas.microsoft.com/office/2006/metadata/contentType" xmlns:ma="http://schemas.microsoft.com/office/2006/metadata/properties/metaAttributes" ct:_="" ma:_="" ma:contentTypeName="문서" ma:contentTypeID="0x010100644858CEFF718E408360C2CA7975F888" ma:contentTypeVersion="12" ma:contentTypeDescription="새 문서를 만듭니다." ma:contentTypeScope="" ma:versionID="603983ae113727b86b88a12058a32b9d">
   <xsd:schema xmlns:xsd="http://www.w3.org/2001/XMLSchema" xmlns:xs="http://www.w3.org/2001/XMLSchema" xmlns:p="http://schemas.microsoft.com/office/2006/metadata/properties" xmlns:ns2="04b1e5ff-3ea3-41d9-b415-c09f5ccee168" xmlns:ns3="b39108a2-6649-435e-bdf5-afa3595d9d85" targetNamespace="http://schemas.microsoft.com/office/2006/metadata/properties" ma:root="true" ma:fieldsID="6ee0b7d782b121c5223b35996efab40d" ns2:_="" ns3:_="">
     <xsd:import namespace="04b1e5ff-3ea3-41d9-b415-c09f5ccee168"/>
@@ -17060,7 +18075,7 @@
 </ct:contentTypeSchema>
 </file>
 
-<file path=customXml/item2.xml><?xml version="1.0" encoding="utf-8"?>
+<file path=customXml/item3.xml><?xml version="1.0" encoding="utf-8"?>
 <p:properties xmlns:p="http://schemas.microsoft.com/office/2006/metadata/properties" xmlns:xsi="http://www.w3.org/2001/XMLSchema-instance" xmlns:pc="http://schemas.microsoft.com/office/infopath/2007/PartnerControls">
   <documentManagement>
     <TaxCatchAll xmlns="b39108a2-6649-435e-bdf5-afa3595d9d85" xsi:nil="true"/>
@@ -17071,20 +18086,19 @@
 </p:properties>
 </file>
 
-<file path=customXml/item3.xml><?xml version="1.0" encoding="utf-8"?>
+<file path=customXml/item4.xml><?xml version="1.0" encoding="utf-8"?>
 <b:Sources xmlns:b="http://schemas.openxmlformats.org/officeDocument/2006/bibliography" xmlns="http://schemas.openxmlformats.org/officeDocument/2006/bibliography" SelectedStyle="\APA.XSL" StyleName="APA"/>
 </file>
 
-<file path=customXml/item4.xml><?xml version="1.0" encoding="utf-8"?>
-<?mso-contentType ?>
-<FormTemplates xmlns="http://schemas.microsoft.com/sharepoint/v3/contenttype/forms">
-  <Display>DocumentLibraryForm</Display>
-  <Edit>DocumentLibraryForm</Edit>
-  <New>DocumentLibraryForm</New>
-</FormTemplates>
+<file path=customXml/itemProps1.xml><?xml version="1.0" encoding="utf-8"?>
+<ds:datastoreItem xmlns:ds="http://schemas.openxmlformats.org/officeDocument/2006/customXml" ds:itemID="{26DB4E22-C384-4639-9DB0-D50A884EABE4}">
+  <ds:schemaRefs>
+    <ds:schemaRef ds:uri="http://schemas.microsoft.com/sharepoint/v3/contenttype/forms"/>
+  </ds:schemaRefs>
+</ds:datastoreItem>
 </file>
 
-<file path=customXml/itemProps1.xml><?xml version="1.0" encoding="utf-8"?>
+<file path=customXml/itemProps2.xml><?xml version="1.0" encoding="utf-8"?>
 <ds:datastoreItem xmlns:ds="http://schemas.openxmlformats.org/officeDocument/2006/customXml" ds:itemID="{54CAEBE1-F9E1-4230-8E42-000D7BA438AA}">
   <ds:schemaRefs>
     <ds:schemaRef ds:uri="http://schemas.microsoft.com/office/2006/metadata/contentType"/>
@@ -17103,7 +18117,7 @@
 </ds:datastoreItem>
 </file>
 
-<file path=customXml/itemProps2.xml><?xml version="1.0" encoding="utf-8"?>
+<file path=customXml/itemProps3.xml><?xml version="1.0" encoding="utf-8"?>
 <ds:datastoreItem xmlns:ds="http://schemas.openxmlformats.org/officeDocument/2006/customXml" ds:itemID="{23663F22-F9D2-4832-B0A7-00394C8A6446}">
   <ds:schemaRefs>
     <ds:schemaRef ds:uri="http://schemas.microsoft.com/office/2006/metadata/properties"/>
@@ -17114,18 +18128,10 @@
 </ds:datastoreItem>
 </file>
 
-<file path=customXml/itemProps3.xml><?xml version="1.0" encoding="utf-8"?>
+<file path=customXml/itemProps4.xml><?xml version="1.0" encoding="utf-8"?>
 <ds:datastoreItem xmlns:ds="http://schemas.openxmlformats.org/officeDocument/2006/customXml" ds:itemID="{E1AB8E44-9FF6-44BF-811C-C5121E685BA8}">
   <ds:schemaRefs>
     <ds:schemaRef ds:uri="http://schemas.openxmlformats.org/officeDocument/2006/bibliography"/>
   </ds:schemaRefs>
 </ds:datastoreItem>
-</file>
-
-<file path=customXml/itemProps4.xml><?xml version="1.0" encoding="utf-8"?>
-<ds:datastoreItem xmlns:ds="http://schemas.openxmlformats.org/officeDocument/2006/customXml" ds:itemID="{26DB4E22-C384-4639-9DB0-D50A884EABE4}">
-  <ds:schemaRefs>
-    <ds:schemaRef ds:uri="http://schemas.microsoft.com/sharepoint/v3/contenttype/forms"/>
-  </ds:schemaRefs>
-</ds:datastoreItem>
 </file>
--- a/cspm_template.docx
+++ b/cspm_template.docx
@@ -16,8 +16,8 @@
           <w:noProof/>
         </w:rPr>
         <w:drawing>
-          <wp:inline distT="0" distB="0" distL="0" distR="0" wp14:anchorId="71E39822" wp14:editId="0454F3EE">
-            <wp:extent cx="2885714" cy="619048"/>
+          <wp:inline distT="0" distB="0" distL="0" distR="0" wp14:anchorId="71E39822" wp14:editId="1FC08196">
+            <wp:extent cx="1705097" cy="619048"/>
             <wp:effectExtent l="0" t="0" r="0" b="0"/>
             <wp:docPr id="130" name="그림 130"/>
             <wp:cNvGraphicFramePr>
@@ -27,11 +27,17 @@
               <a:graphicData uri="http://schemas.openxmlformats.org/drawingml/2006/picture">
                 <pic:pic xmlns:pic="http://schemas.openxmlformats.org/drawingml/2006/picture">
                   <pic:nvPicPr>
-                    <pic:cNvPr id="0" name=""/>
+                    <pic:cNvPr id="130" name="그림 130"/>
                     <pic:cNvPicPr/>
                   </pic:nvPicPr>
                   <pic:blipFill>
-                    <a:blip r:embed="rId11"/>
+                    <a:blip r:embed="rId11">
+                      <a:extLst>
+                        <a:ext uri="{28A0092B-C50C-407E-A947-70E740481C1C}">
+                          <a14:useLocalDpi xmlns:a14="http://schemas.microsoft.com/office/drawing/2010/main" val="0"/>
+                        </a:ext>
+                      </a:extLst>
+                    </a:blip>
                     <a:stretch>
                       <a:fillRect/>
                     </a:stretch>
@@ -39,7 +45,7 @@
                   <pic:spPr>
                     <a:xfrm>
                       <a:off x="0" y="0"/>
-                      <a:ext cx="2885714" cy="619048"/>
+                      <a:ext cx="1705097" cy="619048"/>
                     </a:xfrm>
                     <a:prstGeom prst="rect">
                       <a:avLst/>
@@ -223,7 +229,7 @@
               </wp:anchor>
             </w:drawing>
           </mc:Choice>
-          <mc:Fallback xmlns:a="http://schemas.openxmlformats.org/drawingml/2006/main" xmlns:pic="http://schemas.openxmlformats.org/drawingml/2006/picture">
+          <mc:Fallback xmlns:pic="http://schemas.openxmlformats.org/drawingml/2006/picture" xmlns:a="http://schemas.openxmlformats.org/drawingml/2006/main">
             <w:pict>
               <v:group id="그룹 146" style="position:absolute;margin-left:0;margin-top:29.3pt;width:521.05pt;height:4.35pt;z-index:251705344" coordsize="66176,552" o:spid="_x0000_s1026" w14:anchorId="4DF9EB5F" o:gfxdata="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">
                 <v:rect id="직사각형 27" style="position:absolute;width:56876;height:552;visibility:visible;mso-wrap-style:square;v-text-anchor:middle" o:spid="_x0000_s1027" fillcolor="#7f7f7f [1612]" strokecolor="#7f7f7f [1612]" strokeweight="2pt" o:gfxdata="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"/>
@@ -252,25 +258,7 @@
           <w:sz w:val="60"/>
           <w:szCs w:val="60"/>
         </w:rPr>
-        <w:t>L</w:t>
-      </w:r>
-      <w:r>
-        <w:rPr>
-          <w:rFonts w:asciiTheme="minorEastAsia" w:hAnsiTheme="minorEastAsia"/>
-          <w:b/>
-          <w:sz w:val="60"/>
-          <w:szCs w:val="60"/>
-        </w:rPr>
-        <w:t>G</w:t>
-      </w:r>
-      <w:r>
-        <w:rPr>
-          <w:rFonts w:asciiTheme="minorEastAsia" w:hAnsiTheme="minorEastAsia" w:hint="eastAsia"/>
-          <w:b/>
-          <w:sz w:val="60"/>
-          <w:szCs w:val="60"/>
-        </w:rPr>
-        <w:t>생활건강</w:t>
+        <w:t>OOOO</w:t>
       </w:r>
     </w:p>
     <w:p>
@@ -464,7 +452,7 @@
               </wp:anchor>
             </w:drawing>
           </mc:Choice>
-          <mc:Fallback xmlns:a="http://schemas.openxmlformats.org/drawingml/2006/main" xmlns:pic="http://schemas.openxmlformats.org/drawingml/2006/picture">
+          <mc:Fallback xmlns:pic="http://schemas.openxmlformats.org/drawingml/2006/picture" xmlns:a="http://schemas.openxmlformats.org/drawingml/2006/main">
             <w:pict>
               <v:group id="그룹 147" style="position:absolute;margin-left:0;margin-top:-.05pt;width:521.05pt;height:4.35pt;z-index:251707392" coordsize="66176,552" o:spid="_x0000_s1026" w14:anchorId="5DC3BC62" o:gfxdata="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">
                 <v:rect id="직사각형 28" style="position:absolute;width:56876;height:552;visibility:visible;mso-wrap-style:square;v-text-anchor:middle" o:spid="_x0000_s1027" fillcolor="#7f7f7f [1612]" strokecolor="#7f7f7f [1612]" strokeweight="2pt" o:gfxdata="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"/>
@@ -4954,7 +4942,7 @@
             <w:pPr>
               <w:jc w:val="center"/>
               <w:rPr>
-                <w:rFonts w:ascii="맑은 고딕" w:eastAsia="맑은 고딕" w:hAnsi="맑은 고딕" w:hint="eastAsia"/>
+                <w:rFonts w:ascii="맑은 고딕" w:eastAsia="맑은 고딕" w:hAnsi="맑은 고딕"/>
                 <w:sz w:val="18"/>
                 <w:szCs w:val="18"/>
               </w:rPr>
@@ -6851,7 +6839,7 @@
             <w:pPr>
               <w:jc w:val="center"/>
               <w:rPr>
-                <w:rFonts w:ascii="맑은 고딕" w:eastAsia="맑은 고딕" w:hAnsi="맑은 고딕" w:hint="eastAsia"/>
+                <w:rFonts w:ascii="맑은 고딕" w:eastAsia="맑은 고딕" w:hAnsi="맑은 고딕"/>
                 <w:sz w:val="18"/>
                 <w:szCs w:val="18"/>
               </w:rPr>
@@ -8759,7 +8747,7 @@
             <w:pPr>
               <w:jc w:val="center"/>
               <w:rPr>
-                <w:rFonts w:ascii="맑은 고딕" w:eastAsia="맑은 고딕" w:hAnsi="맑은 고딕" w:hint="eastAsia"/>
+                <w:rFonts w:ascii="맑은 고딕" w:eastAsia="맑은 고딕" w:hAnsi="맑은 고딕"/>
                 <w:sz w:val="18"/>
                 <w:szCs w:val="18"/>
               </w:rPr>
@@ -10617,7 +10605,7 @@
             <w:pPr>
               <w:jc w:val="center"/>
               <w:rPr>
-                <w:rFonts w:ascii="맑은 고딕" w:eastAsia="맑은 고딕" w:hAnsi="맑은 고딕" w:hint="eastAsia"/>
+                <w:rFonts w:ascii="맑은 고딕" w:eastAsia="맑은 고딕" w:hAnsi="맑은 고딕"/>
                 <w:sz w:val="18"/>
                 <w:szCs w:val="18"/>
               </w:rPr>
@@ -12522,7 +12510,7 @@
             <w:pPr>
               <w:jc w:val="center"/>
               <w:rPr>
-                <w:rFonts w:ascii="맑은 고딕" w:eastAsia="맑은 고딕" w:hAnsi="맑은 고딕" w:hint="eastAsia"/>
+                <w:rFonts w:ascii="맑은 고딕" w:eastAsia="맑은 고딕" w:hAnsi="맑은 고딕"/>
                 <w:sz w:val="18"/>
                 <w:szCs w:val="18"/>
               </w:rPr>
@@ -13837,24 +13825,15 @@
       </w:rPr>
       <w:t xml:space="preserve">. </w:t>
     </w:r>
-    <w:proofErr w:type="spellStart"/>
     <w:r>
       <w:rPr>
+        <w:rFonts w:hint="eastAsia"/>
         <w:b/>
         <w:bCs/>
         <w:color w:val="F79646" w:themeColor="accent6"/>
       </w:rPr>
-      <w:t>Secure</w:t>
+      <w:t>secure</w:t>
     </w:r>
-    <w:r>
-      <w:rPr>
-        <w:b/>
-        <w:bCs/>
-        <w:color w:val="808080" w:themeColor="background1" w:themeShade="80"/>
-      </w:rPr>
-      <w:t>Corp</w:t>
-    </w:r>
-    <w:proofErr w:type="spellEnd"/>
     <w:r>
       <w:rPr>
         <w:color w:val="808080" w:themeColor="background1" w:themeShade="80"/>
@@ -14009,8 +13988,8 @@
       <w:tblLook w:val="04A0" w:firstRow="1" w:lastRow="0" w:firstColumn="1" w:lastColumn="0" w:noHBand="0" w:noVBand="1"/>
     </w:tblPr>
     <w:tblGrid>
-      <w:gridCol w:w="2858"/>
-      <w:gridCol w:w="7608"/>
+      <w:gridCol w:w="2856"/>
+      <w:gridCol w:w="7610"/>
     </w:tblGrid>
     <w:tr>
       <w:trPr>
@@ -14032,9 +14011,9 @@
               <w:noProof/>
             </w:rPr>
             <w:drawing>
-              <wp:inline distT="0" distB="0" distL="0" distR="0" wp14:anchorId="44136DD9" wp14:editId="35A7340A">
-                <wp:extent cx="1594218" cy="341902"/>
-                <wp:effectExtent l="0" t="0" r="6350" b="1270"/>
+              <wp:inline distT="0" distB="0" distL="0" distR="0" wp14:anchorId="44136DD9" wp14:editId="4E5E63E7">
+                <wp:extent cx="970497" cy="352346"/>
+                <wp:effectExtent l="0" t="0" r="1270" b="0"/>
                 <wp:docPr id="32729678" name="그림 32729678"/>
                 <wp:cNvGraphicFramePr>
                   <a:graphicFrameLocks xmlns:a="http://schemas.openxmlformats.org/drawingml/2006/main" noChangeAspect="1"/>
@@ -14043,11 +14022,17 @@
                   <a:graphicData uri="http://schemas.openxmlformats.org/drawingml/2006/picture">
                     <pic:pic xmlns:pic="http://schemas.openxmlformats.org/drawingml/2006/picture">
                       <pic:nvPicPr>
-                        <pic:cNvPr id="0" name=""/>
+                        <pic:cNvPr id="32729678" name="그림 32729678"/>
                         <pic:cNvPicPr/>
                       </pic:nvPicPr>
                       <pic:blipFill>
-                        <a:blip r:embed="rId1"/>
+                        <a:blip r:embed="rId1">
+                          <a:extLst>
+                            <a:ext uri="{28A0092B-C50C-407E-A947-70E740481C1C}">
+                              <a14:useLocalDpi xmlns:a14="http://schemas.microsoft.com/office/drawing/2010/main" val="0"/>
+                            </a:ext>
+                          </a:extLst>
+                        </a:blip>
                         <a:stretch>
                           <a:fillRect/>
                         </a:stretch>
@@ -14055,7 +14040,7 @@
                       <pic:spPr>
                         <a:xfrm>
                           <a:off x="0" y="0"/>
-                          <a:ext cx="1642918" cy="352346"/>
+                          <a:ext cx="970497" cy="352346"/>
                         </a:xfrm>
                         <a:prstGeom prst="rect">
                           <a:avLst/>
@@ -14089,14 +14074,7 @@
               <w:sz w:val="24"/>
               <w:szCs w:val="24"/>
             </w:rPr>
-            <w:t>L</w:t>
-          </w:r>
-          <w:r>
-            <w:rPr>
-              <w:sz w:val="24"/>
-              <w:szCs w:val="24"/>
-            </w:rPr>
-            <w:t>G</w:t>
+            <w:t>OOOO</w:t>
           </w:r>
           <w:r>
             <w:rPr>
@@ -14104,7 +14082,7 @@
               <w:sz w:val="24"/>
               <w:szCs w:val="24"/>
             </w:rPr>
-            <w:t xml:space="preserve">생활건강 </w:t>
+            <w:t xml:space="preserve"> </w:t>
           </w:r>
           <w:r>
             <w:rPr>
@@ -16720,6 +16698,7 @@
   <w:style w:type="character" w:default="1" w:styleId="a0">
     <w:name w:val="Default Paragraph Font"/>
     <w:uiPriority w:val="1"/>
+    <w:semiHidden/>
     <w:unhideWhenUsed/>
   </w:style>
   <w:style w:type="table" w:default="1" w:styleId="a1">
@@ -17866,15 +17845,21 @@
 </file>
 
 <file path=customXml/item1.xml><?xml version="1.0" encoding="utf-8"?>
-<?mso-contentType ?>
-<FormTemplates xmlns="http://schemas.microsoft.com/sharepoint/v3/contenttype/forms">
-  <Display>DocumentLibraryForm</Display>
-  <Edit>DocumentLibraryForm</Edit>
-  <New>DocumentLibraryForm</New>
-</FormTemplates>
+<b:Sources xmlns:b="http://schemas.openxmlformats.org/officeDocument/2006/bibliography" xmlns="http://schemas.openxmlformats.org/officeDocument/2006/bibliography" SelectedStyle="\APA.XSL" StyleName="APA"/>
 </file>
 
 <file path=customXml/item2.xml><?xml version="1.0" encoding="utf-8"?>
+<p:properties xmlns:p="http://schemas.microsoft.com/office/2006/metadata/properties" xmlns:xsi="http://www.w3.org/2001/XMLSchema-instance" xmlns:pc="http://schemas.microsoft.com/office/infopath/2007/PartnerControls">
+  <documentManagement>
+    <TaxCatchAll xmlns="b39108a2-6649-435e-bdf5-afa3595d9d85" xsi:nil="true"/>
+    <lcf76f155ced4ddcb4097134ff3c332f xmlns="04b1e5ff-3ea3-41d9-b415-c09f5ccee168">
+      <Terms xmlns="http://schemas.microsoft.com/office/infopath/2007/PartnerControls"/>
+    </lcf76f155ced4ddcb4097134ff3c332f>
+  </documentManagement>
+</p:properties>
+</file>
+
+<file path=customXml/item3.xml><?xml version="1.0" encoding="utf-8"?>
 <ct:contentTypeSchema xmlns:ct="http://schemas.microsoft.com/office/2006/metadata/contentType" xmlns:ma="http://schemas.microsoft.com/office/2006/metadata/properties/metaAttributes" ct:_="" ma:_="" ma:contentTypeName="문서" ma:contentTypeID="0x010100644858CEFF718E408360C2CA7975F888" ma:contentTypeVersion="12" ma:contentTypeDescription="새 문서를 만듭니다." ma:contentTypeScope="" ma:versionID="603983ae113727b86b88a12058a32b9d">
   <xsd:schema xmlns:xsd="http://www.w3.org/2001/XMLSchema" xmlns:xs="http://www.w3.org/2001/XMLSchema" xmlns:p="http://schemas.microsoft.com/office/2006/metadata/properties" xmlns:ns2="04b1e5ff-3ea3-41d9-b415-c09f5ccee168" xmlns:ns3="b39108a2-6649-435e-bdf5-afa3595d9d85" targetNamespace="http://schemas.microsoft.com/office/2006/metadata/properties" ma:root="true" ma:fieldsID="6ee0b7d782b121c5223b35996efab40d" ns2:_="" ns3:_="">
     <xsd:import namespace="04b1e5ff-3ea3-41d9-b415-c09f5ccee168"/>
@@ -18075,30 +18060,35 @@
 </ct:contentTypeSchema>
 </file>
 
-<file path=customXml/item3.xml><?xml version="1.0" encoding="utf-8"?>
-<p:properties xmlns:p="http://schemas.microsoft.com/office/2006/metadata/properties" xmlns:xsi="http://www.w3.org/2001/XMLSchema-instance" xmlns:pc="http://schemas.microsoft.com/office/infopath/2007/PartnerControls">
-  <documentManagement>
-    <TaxCatchAll xmlns="b39108a2-6649-435e-bdf5-afa3595d9d85" xsi:nil="true"/>
-    <lcf76f155ced4ddcb4097134ff3c332f xmlns="04b1e5ff-3ea3-41d9-b415-c09f5ccee168">
-      <Terms xmlns="http://schemas.microsoft.com/office/infopath/2007/PartnerControls"/>
-    </lcf76f155ced4ddcb4097134ff3c332f>
-  </documentManagement>
-</p:properties>
-</file>
-
 <file path=customXml/item4.xml><?xml version="1.0" encoding="utf-8"?>
-<b:Sources xmlns:b="http://schemas.openxmlformats.org/officeDocument/2006/bibliography" xmlns="http://schemas.openxmlformats.org/officeDocument/2006/bibliography" SelectedStyle="\APA.XSL" StyleName="APA"/>
+<?mso-contentType ?>
+<FormTemplates xmlns="http://schemas.microsoft.com/sharepoint/v3/contenttype/forms">
+  <Display>DocumentLibraryForm</Display>
+  <Edit>DocumentLibraryForm</Edit>
+  <New>DocumentLibraryForm</New>
+</FormTemplates>
 </file>
 
 <file path=customXml/itemProps1.xml><?xml version="1.0" encoding="utf-8"?>
-<ds:datastoreItem xmlns:ds="http://schemas.openxmlformats.org/officeDocument/2006/customXml" ds:itemID="{26DB4E22-C384-4639-9DB0-D50A884EABE4}">
+<ds:datastoreItem xmlns:ds="http://schemas.openxmlformats.org/officeDocument/2006/customXml" ds:itemID="{E1AB8E44-9FF6-44BF-811C-C5121E685BA8}">
   <ds:schemaRefs>
-    <ds:schemaRef ds:uri="http://schemas.microsoft.com/sharepoint/v3/contenttype/forms"/>
+    <ds:schemaRef ds:uri="http://schemas.openxmlformats.org/officeDocument/2006/bibliography"/>
   </ds:schemaRefs>
 </ds:datastoreItem>
 </file>
 
 <file path=customXml/itemProps2.xml><?xml version="1.0" encoding="utf-8"?>
+<ds:datastoreItem xmlns:ds="http://schemas.openxmlformats.org/officeDocument/2006/customXml" ds:itemID="{23663F22-F9D2-4832-B0A7-00394C8A6446}">
+  <ds:schemaRefs>
+    <ds:schemaRef ds:uri="http://schemas.microsoft.com/office/2006/metadata/properties"/>
+    <ds:schemaRef ds:uri="http://schemas.microsoft.com/office/infopath/2007/PartnerControls"/>
+    <ds:schemaRef ds:uri="b39108a2-6649-435e-bdf5-afa3595d9d85"/>
+    <ds:schemaRef ds:uri="04b1e5ff-3ea3-41d9-b415-c09f5ccee168"/>
+  </ds:schemaRefs>
+</ds:datastoreItem>
+</file>
+
+<file path=customXml/itemProps3.xml><?xml version="1.0" encoding="utf-8"?>
 <ds:datastoreItem xmlns:ds="http://schemas.openxmlformats.org/officeDocument/2006/customXml" ds:itemID="{54CAEBE1-F9E1-4230-8E42-000D7BA438AA}">
   <ds:schemaRefs>
     <ds:schemaRef ds:uri="http://schemas.microsoft.com/office/2006/metadata/contentType"/>
@@ -18117,21 +18107,10 @@
 </ds:datastoreItem>
 </file>
 
-<file path=customXml/itemProps3.xml><?xml version="1.0" encoding="utf-8"?>
-<ds:datastoreItem xmlns:ds="http://schemas.openxmlformats.org/officeDocument/2006/customXml" ds:itemID="{23663F22-F9D2-4832-B0A7-00394C8A6446}">
+<file path=customXml/itemProps4.xml><?xml version="1.0" encoding="utf-8"?>
+<ds:datastoreItem xmlns:ds="http://schemas.openxmlformats.org/officeDocument/2006/customXml" ds:itemID="{26DB4E22-C384-4639-9DB0-D50A884EABE4}">
   <ds:schemaRefs>
-    <ds:schemaRef ds:uri="http://schemas.microsoft.com/office/2006/metadata/properties"/>
-    <ds:schemaRef ds:uri="http://schemas.microsoft.com/office/infopath/2007/PartnerControls"/>
-    <ds:schemaRef ds:uri="b39108a2-6649-435e-bdf5-afa3595d9d85"/>
-    <ds:schemaRef ds:uri="04b1e5ff-3ea3-41d9-b415-c09f5ccee168"/>
-  </ds:schemaRefs>
-</ds:datastoreItem>
-</file>
-
-<file path=customXml/itemProps4.xml><?xml version="1.0" encoding="utf-8"?>
-<ds:datastoreItem xmlns:ds="http://schemas.openxmlformats.org/officeDocument/2006/customXml" ds:itemID="{E1AB8E44-9FF6-44BF-811C-C5121E685BA8}">
-  <ds:schemaRefs>
-    <ds:schemaRef ds:uri="http://schemas.openxmlformats.org/officeDocument/2006/bibliography"/>
+    <ds:schemaRef ds:uri="http://schemas.microsoft.com/sharepoint/v3/contenttype/forms"/>
   </ds:schemaRefs>
 </ds:datastoreItem>
 </file>